--- a/02.Реферат_2026.docx
+++ b/02.Реферат_2026.docx
@@ -1,10 +1,10 @@
 
 <file path=word/document.xml><?xml version="1.0" encoding="utf-8"?>
-<w:document xmlns:wpc="http://schemas.microsoft.com/office/word/2010/wordprocessingCanvas" xmlns:cx="http://schemas.microsoft.com/office/drawing/2014/chartex" xmlns:cx1="http://schemas.microsoft.com/office/drawing/2015/9/8/chartex" xmlns:cx2="http://schemas.microsoft.com/office/drawing/2015/10/21/chartex" xmlns:cx3="http://schemas.microsoft.com/office/drawing/2016/5/9/chartex" xmlns:cx4="http://schemas.microsoft.com/office/drawing/2016/5/10/chartex" xmlns:cx5="http://schemas.microsoft.com/office/drawing/2016/5/11/chartex" xmlns:cx6="http://schemas.microsoft.com/office/drawing/2016/5/12/chartex" xmlns:cx7="http://schemas.microsoft.com/office/drawing/2016/5/13/chartex" xmlns:cx8="http://schemas.microsoft.com/office/drawing/2016/5/14/chartex" xmlns:mc="http://schemas.openxmlformats.org/markup-compatibility/2006" xmlns:aink="http://schemas.microsoft.com/office/drawing/2016/ink" xmlns:am3d="http://schemas.microsoft.com/office/drawing/2017/model3d" xmlns:o="urn:schemas-microsoft-com:office:office" xmlns:r="http://schemas.openxmlformats.org/officeDocument/2006/relationships" xmlns:m="http://schemas.openxmlformats.org/officeDocument/2006/math" xmlns:v="urn:schemas-microsoft-com:vml" xmlns:wp14="http://schemas.microsoft.com/office/word/2010/wordprocessingDrawing" xmlns:wp="http://schemas.openxmlformats.org/drawingml/2006/wordprocessingDrawing" xmlns:w10="urn:schemas-microsoft-com:office:word" xmlns:w="http://schemas.openxmlformats.org/wordprocessingml/2006/main" xmlns:w14="http://schemas.microsoft.com/office/word/2010/wordml" xmlns:w15="http://schemas.microsoft.com/office/word/2012/wordml" xmlns:w16cex="http://schemas.microsoft.com/office/word/2018/wordml/cex" xmlns:w16cid="http://schemas.microsoft.com/office/word/2016/wordml/cid" xmlns:w16="http://schemas.microsoft.com/office/word/2018/wordml" xmlns:w16se="http://schemas.microsoft.com/office/word/2015/wordml/symex" xmlns:wpg="http://schemas.microsoft.com/office/word/2010/wordprocessingGroup" xmlns:wpi="http://schemas.microsoft.com/office/word/2010/wordprocessingInk" xmlns:wne="http://schemas.microsoft.com/office/word/2006/wordml" xmlns:wps="http://schemas.microsoft.com/office/word/2010/wordprocessingShape" mc:Ignorable="w14 w15 w16se w16cid w16 w16cex wp14">
+<w:document xmlns:wpc="http://schemas.microsoft.com/office/word/2010/wordprocessingCanvas" xmlns:cx="http://schemas.microsoft.com/office/drawing/2014/chartex" xmlns:cx1="http://schemas.microsoft.com/office/drawing/2015/9/8/chartex" xmlns:cx2="http://schemas.microsoft.com/office/drawing/2015/10/21/chartex" xmlns:cx3="http://schemas.microsoft.com/office/drawing/2016/5/9/chartex" xmlns:cx4="http://schemas.microsoft.com/office/drawing/2016/5/10/chartex" xmlns:cx5="http://schemas.microsoft.com/office/drawing/2016/5/11/chartex" xmlns:cx6="http://schemas.microsoft.com/office/drawing/2016/5/12/chartex" xmlns:cx7="http://schemas.microsoft.com/office/drawing/2016/5/13/chartex" xmlns:cx8="http://schemas.microsoft.com/office/drawing/2016/5/14/chartex" xmlns:mc="http://schemas.openxmlformats.org/markup-compatibility/2006" xmlns:aink="http://schemas.microsoft.com/office/drawing/2016/ink" xmlns:am3d="http://schemas.microsoft.com/office/drawing/2017/model3d" xmlns:o="urn:schemas-microsoft-com:office:office" xmlns:r="http://schemas.openxmlformats.org/officeDocument/2006/relationships" xmlns:m="http://schemas.openxmlformats.org/officeDocument/2006/math" xmlns:v="urn:schemas-microsoft-com:vml" xmlns:wp14="http://schemas.microsoft.com/office/word/2010/wordprocessingDrawing" xmlns:wp="http://schemas.openxmlformats.org/drawingml/2006/wordprocessingDrawing" xmlns:w10="urn:schemas-microsoft-com:office:word" xmlns:w="http://schemas.openxmlformats.org/wordprocessingml/2006/main" xmlns:w14="http://schemas.microsoft.com/office/word/2010/wordml" xmlns:w15="http://schemas.microsoft.com/office/word/2012/wordml" xmlns:w16cex="http://schemas.microsoft.com/office/word/2018/wordml/cex" xmlns:w16cid="http://schemas.microsoft.com/office/word/2016/wordml/cid" xmlns:w16="http://schemas.microsoft.com/office/word/2018/wordml" xmlns:w16sdtdh="http://schemas.microsoft.com/office/word/2020/wordml/sdtdatahash" xmlns:w16se="http://schemas.microsoft.com/office/word/2015/wordml/symex" xmlns:wpg="http://schemas.microsoft.com/office/word/2010/wordprocessingGroup" xmlns:wpi="http://schemas.microsoft.com/office/word/2010/wordprocessingInk" xmlns:wne="http://schemas.microsoft.com/office/word/2006/wordml" xmlns:wps="http://schemas.microsoft.com/office/word/2010/wordprocessingShape" mc:Ignorable="w14 w15 w16se w16cid w16 w16cex w16sdtdh wp14">
   <w:body>
     <w:p>
       <w:pPr>
-        <w:pStyle w:val="11"/>
+        <w:pStyle w:val="1"/>
       </w:pPr>
       <w:r>
         <w:t>РЕФЕРАТ</w:t>
@@ -13,51 +13,42 @@
     <w:p/>
     <w:p>
       <w:pPr>
-        <w:pStyle w:val="ac"/>
+        <w:pStyle w:val="BodyText"/>
       </w:pPr>
       <w:r>
         <w:t xml:space="preserve">Дипломный проект представлен следующим образом. Электронные носители: 1 диск DVD-R. Чертежный материал: 6 листов формата А1. Пояснительная записка: </w:t>
       </w:r>
       <w:r>
-        <w:rPr>
-          <w:highlight w:val="yellow"/>
-        </w:rPr>
-        <w:t>125</w:t>
+        <w:t>168</w:t>
       </w:r>
       <w:r>
         <w:t xml:space="preserve"> страниц, </w:t>
       </w:r>
       <w:r>
-        <w:rPr>
-          <w:highlight w:val="yellow"/>
-        </w:rPr>
-        <w:t>10</w:t>
+        <w:t>17</w:t>
       </w:r>
       <w:r>
         <w:t xml:space="preserve"> рисунков, </w:t>
       </w:r>
       <w:r>
-        <w:rPr>
-          <w:highlight w:val="yellow"/>
-        </w:rPr>
-        <w:t>10</w:t>
-      </w:r>
-      <w:r>
-        <w:t xml:space="preserve"> таблиц, </w:t>
-      </w:r>
-      <w:r>
-        <w:rPr>
-          <w:highlight w:val="yellow"/>
-        </w:rPr>
-        <w:t>10</w:t>
+        <w:t>42</w:t>
+      </w:r>
+      <w:r>
+        <w:t xml:space="preserve"> таблиц</w:t>
+      </w:r>
+      <w:r>
+        <w:t>ы</w:t>
+      </w:r>
+      <w:r>
+        <w:t xml:space="preserve">, </w:t>
+      </w:r>
+      <w:r>
+        <w:t>26</w:t>
       </w:r>
       <w:r>
         <w:t xml:space="preserve"> литературных источников, </w:t>
       </w:r>
       <w:r>
-        <w:rPr>
-          <w:highlight w:val="yellow"/>
-        </w:rPr>
         <w:t>4</w:t>
       </w:r>
       <w:r>
@@ -66,50 +57,21 @@
     </w:p>
     <w:p>
       <w:pPr>
-        <w:pStyle w:val="ac"/>
+        <w:pStyle w:val="BodyText"/>
       </w:pPr>
       <w:r>
-        <w:t xml:space="preserve">Ключевые слова: </w:t>
-      </w:r>
-      <w:proofErr w:type="spellStart"/>
-      <w:r>
-        <w:t>Python</w:t>
-      </w:r>
-      <w:proofErr w:type="spellEnd"/>
+        <w:t>Ключевые слова: Python</w:t>
+      </w:r>
       <w:r>
         <w:t xml:space="preserve">, </w:t>
       </w:r>
       <w:r>
-        <w:t xml:space="preserve">MQTT, </w:t>
-      </w:r>
-      <w:proofErr w:type="spellStart"/>
-      <w:r>
-        <w:t>RabbitMQ</w:t>
-      </w:r>
-      <w:proofErr w:type="spellEnd"/>
-      <w:r>
-        <w:t xml:space="preserve">, </w:t>
-      </w:r>
-      <w:proofErr w:type="spellStart"/>
-      <w:r>
-        <w:t>Redis</w:t>
-      </w:r>
-      <w:proofErr w:type="spellEnd"/>
-      <w:r>
-        <w:t xml:space="preserve">, </w:t>
-      </w:r>
-      <w:proofErr w:type="spellStart"/>
-      <w:r>
-        <w:t>PostgreSQL</w:t>
-      </w:r>
-      <w:proofErr w:type="spellEnd"/>
-      <w:r>
-        <w:t>, J1939, нейронные сети, телеметрия, мониторинг, предиктивная аналитика.</w:t>
+        <w:t>MQTT, RabbitMQ, Redis, PostgreSQL, J1939, нейронные сети, телеметрия, мониторинг, предиктивная аналитика.</w:t>
       </w:r>
     </w:p>
     <w:p>
       <w:pPr>
-        <w:pStyle w:val="ac"/>
+        <w:pStyle w:val="BodyText"/>
       </w:pPr>
       <w:r>
         <w:t>Предметной областью данного проекта являются интеллектуальные системы мониторинга и диагностики коммерческого транспорта. Объектом разработки является распределенная клиент-серверная система для сбора, визуализации и интеллектуального анализа телеметрических данных в режиме реального времени.</w:t>
@@ -117,23 +79,15 @@
     </w:p>
     <w:p>
       <w:pPr>
-        <w:pStyle w:val="ac"/>
+        <w:pStyle w:val="BodyText"/>
       </w:pPr>
       <w:r>
-        <w:t xml:space="preserve">Целью разработки данного дипломного проекта является создание программного комплекса, обеспечивающего высокоскоростной прием данных по протоколу J1939, мониторинг состояния узлов транспортного средства, визуализацию маршрутов, а также автоматическое прогнозирование технических неисправностей с использованием </w:t>
-      </w:r>
-      <w:proofErr w:type="spellStart"/>
-      <w:r>
-        <w:t>нейросетевых</w:t>
-      </w:r>
-      <w:proofErr w:type="spellEnd"/>
-      <w:r>
-        <w:t xml:space="preserve"> моделей.  </w:t>
+        <w:t xml:space="preserve">Целью разработки данного дипломного проекта является создание программного комплекса, обеспечивающего высокоскоростной прием данных по протоколу J1939, мониторинг состояния узлов транспортного средства, визуализацию маршрутов, а также автоматическое прогнозирование технических неисправностей с использованием нейросетевых моделей.  </w:t>
       </w:r>
     </w:p>
     <w:p>
       <w:pPr>
-        <w:pStyle w:val="ac"/>
+        <w:pStyle w:val="BodyText"/>
       </w:pPr>
       <w:r>
         <w:t>Для разработки данного проекта использовал</w:t>
@@ -148,117 +102,55 @@
         <w:t>и</w:t>
       </w:r>
       <w:r>
-        <w:t xml:space="preserve"> программирования </w:t>
-      </w:r>
-      <w:proofErr w:type="spellStart"/>
-      <w:r>
-        <w:t>Python</w:t>
-      </w:r>
-      <w:proofErr w:type="spellEnd"/>
+        <w:t xml:space="preserve"> программирования Python</w:t>
+      </w:r>
       <w:r>
         <w:t xml:space="preserve"> и </w:t>
       </w:r>
-      <w:proofErr w:type="spellStart"/>
-      <w:r>
-        <w:t>TypeScript</w:t>
-      </w:r>
-      <w:proofErr w:type="spellEnd"/>
-      <w:r>
-        <w:t xml:space="preserve">. Взаимодействие с </w:t>
+      <w:r>
+        <w:t xml:space="preserve">TypeScript. Взаимодействие с </w:t>
       </w:r>
       <w:r>
         <w:t>блоками телематики</w:t>
       </w:r>
       <w:r>
-        <w:t xml:space="preserve"> организовано посредством протокола MQTT, а для обеспечения асинхронной обработки потоков данных внедрен брокер сообщений </w:t>
-      </w:r>
-      <w:proofErr w:type="spellStart"/>
-      <w:r>
-        <w:t>RabbitMQ</w:t>
-      </w:r>
-      <w:proofErr w:type="spellEnd"/>
-      <w:r>
-        <w:t xml:space="preserve">. В качестве хранилища для оперативных данных и текущего состояния транспортных средств был выбран </w:t>
-      </w:r>
-      <w:proofErr w:type="spellStart"/>
-      <w:r>
-        <w:t>Redis</w:t>
-      </w:r>
-      <w:proofErr w:type="spellEnd"/>
-      <w:r>
-        <w:t xml:space="preserve">, тогда как для долгосрочного </w:t>
+        <w:t xml:space="preserve"> организовано посредством протокола MQTT, а для обеспечения асинхронной обработки потоков данных внедрен брокер сообщений RabbitMQ. В качестве хранилища для оперативных данных и текущего состояния транспортных средств был выбран Redis, тогда как для долгосрочного </w:t>
       </w:r>
       <w:r>
         <w:t>хранения данных</w:t>
       </w:r>
       <w:r>
-        <w:t xml:space="preserve"> использовалась реляционная база данных </w:t>
-      </w:r>
-      <w:proofErr w:type="spellStart"/>
-      <w:r>
-        <w:t>PostgreSQL</w:t>
-      </w:r>
-      <w:proofErr w:type="spellEnd"/>
-      <w:r>
-        <w:t xml:space="preserve">. Интеллектуальный анализ и предиктивная диагностика реализованы на базе библиотек </w:t>
-      </w:r>
-      <w:proofErr w:type="spellStart"/>
-      <w:r>
-        <w:t>TensorFlow</w:t>
-      </w:r>
-      <w:proofErr w:type="spellEnd"/>
-      <w:r>
-        <w:t xml:space="preserve"> и </w:t>
-      </w:r>
-      <w:proofErr w:type="spellStart"/>
-      <w:r>
-        <w:t>Keras</w:t>
-      </w:r>
-      <w:proofErr w:type="spellEnd"/>
-      <w:r>
-        <w:t>, с помощью которых была спроектирована и обучена нейронная сеть архитектуры LSTM.</w:t>
+        <w:t xml:space="preserve"> использовалась реляционная база данных PostgreSQL. Интеллектуальный анализ и предиктивная диагностика реализованы на базе библиотек TensorFlow и Keras, с помощью которых была спроектирована и обучена нейронная сеть архитектуры LSTM.</w:t>
       </w:r>
     </w:p>
     <w:p>
       <w:pPr>
-        <w:pStyle w:val="ac"/>
+        <w:pStyle w:val="BodyText"/>
       </w:pPr>
       <w:r>
-        <w:t xml:space="preserve">В результате выполненного проекта разработан программный комплекс для ОАО «МАЗ». Система обеспечивает декодирование CAN-пакетов, отображение состояния </w:t>
-      </w:r>
-      <w:r>
-        <w:t>транспортных средств</w:t>
-      </w:r>
-      <w:r>
-        <w:t>, предиктивную диагностику</w:t>
-      </w:r>
-      <w:r>
-        <w:t xml:space="preserve"> и</w:t>
-      </w:r>
-      <w:r>
-        <w:t xml:space="preserve"> дистанционное конфигурирование телематических блоков.</w:t>
+        <w:t>В результате выполненного проекта разработан программный комплекс для ОАО «МАЗ». Система обеспечивает декодирование CAN-пакетов, отображение состояния транспортных средств, предиктивную диагностику и дистанционное конфигурирование телематических блоков.</w:t>
       </w:r>
     </w:p>
     <w:p>
       <w:pPr>
-        <w:pStyle w:val="ac"/>
+        <w:pStyle w:val="BodyText"/>
       </w:pPr>
       <w:r>
-        <w:t xml:space="preserve">Приложение предназначено для использования в автопарках и сервисных центрах ОАО «МАЗ» и нацелено на переход от реактивного обслуживания к предиктивному. Диспетчеры получают инструмент контроля в реальном времени, а инженерные службы </w:t>
-      </w:r>
-      <w:r>
-        <w:t>–</w:t>
-      </w:r>
-      <w:r>
-        <w:t xml:space="preserve"> автоматические уведомления о потенциальных поломках до их фактического наступления.</w:t>
+        <w:t>Приложение предназначено для использования в автопарках и сервисных центрах ОАО «МАЗ» и нацелено на переход от реактивного обслуживания к предиктивному. Диспетчеры получают инструмент контроля в реальном времени, а инженерные службы – автоматические уведомления о потенциальных поломках до их фактического наступления.</w:t>
       </w:r>
     </w:p>
     <w:p>
       <w:pPr>
-        <w:pStyle w:val="ac"/>
+        <w:pStyle w:val="BodyText"/>
       </w:pPr>
       <w:r>
-        <w:t xml:space="preserve">Проект является эффективным с экономической точки зрения, доказательство чего приводится в 7 разделе дипломного проекта. Внедрение системы сокращает простои техники за счёт раннего обнаружения дефектов, </w:t>
+        <w:t>Проект является эффективным с экономической точки зрения, доказательство чего приводится в 7 разделе дипломного проекта. Внедрение системы сокращает простои техники за сч</w:t>
+      </w:r>
+      <w:r>
+        <w:t>е</w:t>
+      </w:r>
+      <w:r>
+        <w:t xml:space="preserve">т раннего обнаружения дефектов, </w:t>
       </w:r>
       <w:r>
         <w:t xml:space="preserve">а также </w:t>
@@ -272,19 +164,10 @@
     </w:p>
     <w:p>
       <w:pPr>
-        <w:pStyle w:val="ac"/>
-        <w:rPr>
-          <w:lang w:val="ru-BY"/>
-        </w:rPr>
+        <w:pStyle w:val="BodyText"/>
       </w:pPr>
       <w:r>
-        <w:t xml:space="preserve">Дипломный проект готов к внедрению в производственную среду. Дальнейшему развитию системы может способствовать расширение спектра анализируемых параметров, интеграция с ERP-системами предприятия, а также </w:t>
-      </w:r>
-      <w:r>
-        <w:t>внедрение предиктивного анализа напрямую в автомобиль</w:t>
-      </w:r>
-      <w:r>
-        <w:t>.</w:t>
+        <w:t>Дипломный проект готов к внедрению в производственную среду. Дальнейшему развитию системы может способствовать расширение спектра анализируемых параметров, интеграция с ERP-системами предприятия, а также внедрение предиктивного анализа напрямую в автомобиль.</w:t>
       </w:r>
     </w:p>
     <w:sectPr>
@@ -298,7 +181,7 @@
 </file>
 
 <file path=word/styles.xml><?xml version="1.0" encoding="utf-8"?>
-<w:styles xmlns:mc="http://schemas.openxmlformats.org/markup-compatibility/2006" xmlns:r="http://schemas.openxmlformats.org/officeDocument/2006/relationships" xmlns:w="http://schemas.openxmlformats.org/wordprocessingml/2006/main" xmlns:w14="http://schemas.microsoft.com/office/word/2010/wordml" xmlns:w15="http://schemas.microsoft.com/office/word/2012/wordml" xmlns:w16cex="http://schemas.microsoft.com/office/word/2018/wordml/cex" xmlns:w16cid="http://schemas.microsoft.com/office/word/2016/wordml/cid" xmlns:w16="http://schemas.microsoft.com/office/word/2018/wordml" xmlns:w16se="http://schemas.microsoft.com/office/word/2015/wordml/symex" mc:Ignorable="w14 w15 w16se w16cid w16 w16cex">
+<w:styles xmlns:mc="http://schemas.openxmlformats.org/markup-compatibility/2006" xmlns:r="http://schemas.openxmlformats.org/officeDocument/2006/relationships" xmlns:w="http://schemas.openxmlformats.org/wordprocessingml/2006/main" xmlns:w14="http://schemas.microsoft.com/office/word/2010/wordml" xmlns:w15="http://schemas.microsoft.com/office/word/2012/wordml" xmlns:w16cex="http://schemas.microsoft.com/office/word/2018/wordml/cex" xmlns:w16cid="http://schemas.microsoft.com/office/word/2016/wordml/cid" xmlns:w16="http://schemas.microsoft.com/office/word/2018/wordml" xmlns:w16sdtdh="http://schemas.microsoft.com/office/word/2020/wordml/sdtdatahash" xmlns:w16se="http://schemas.microsoft.com/office/word/2015/wordml/symex" mc:Ignorable="w14 w15 w16se w16cid w16 w16cex w16sdtdh">
   <w:docDefaults>
     <w:rPrDefault>
       <w:rPr>
@@ -694,7 +577,7 @@
     <w:lsdException w:name="Unresolved Mention" w:semiHidden="1" w:unhideWhenUsed="1"/>
     <w:lsdException w:name="Smart Link" w:semiHidden="1" w:unhideWhenUsed="1"/>
   </w:latentStyles>
-  <w:style w:type="paragraph" w:default="1" w:styleId="a">
+  <w:style w:type="paragraph" w:default="1" w:styleId="Normal">
     <w:name w:val="Normal"/>
     <w:qFormat/>
     <w:rsid w:val="001E230C"/>
@@ -709,11 +592,11 @@
       <w:lang w:val="ru-RU"/>
     </w:rPr>
   </w:style>
-  <w:style w:type="paragraph" w:styleId="1">
+  <w:style w:type="paragraph" w:styleId="Heading1">
     <w:name w:val="heading 1"/>
-    <w:basedOn w:val="a"/>
-    <w:next w:val="a"/>
-    <w:link w:val="10"/>
+    <w:basedOn w:val="Normal"/>
+    <w:next w:val="Normal"/>
+    <w:link w:val="Heading1Char"/>
     <w:uiPriority w:val="9"/>
     <w:qFormat/>
     <w:rsid w:val="00BC5BFB"/>
@@ -730,11 +613,11 @@
       <w:szCs w:val="40"/>
     </w:rPr>
   </w:style>
-  <w:style w:type="paragraph" w:styleId="2">
+  <w:style w:type="paragraph" w:styleId="Heading2">
     <w:name w:val="heading 2"/>
-    <w:basedOn w:val="a"/>
-    <w:next w:val="a"/>
-    <w:link w:val="20"/>
+    <w:basedOn w:val="Normal"/>
+    <w:next w:val="Normal"/>
+    <w:link w:val="Heading2Char"/>
     <w:uiPriority w:val="9"/>
     <w:semiHidden/>
     <w:unhideWhenUsed/>
@@ -753,11 +636,11 @@
       <w:szCs w:val="32"/>
     </w:rPr>
   </w:style>
-  <w:style w:type="paragraph" w:styleId="3">
+  <w:style w:type="paragraph" w:styleId="Heading3">
     <w:name w:val="heading 3"/>
-    <w:basedOn w:val="a"/>
-    <w:next w:val="a"/>
-    <w:link w:val="30"/>
+    <w:basedOn w:val="Normal"/>
+    <w:next w:val="Normal"/>
+    <w:link w:val="Heading3Char"/>
     <w:uiPriority w:val="9"/>
     <w:semiHidden/>
     <w:unhideWhenUsed/>
@@ -774,11 +657,11 @@
       <w:color w:val="0F4761" w:themeColor="accent1" w:themeShade="BF"/>
     </w:rPr>
   </w:style>
-  <w:style w:type="paragraph" w:styleId="4">
+  <w:style w:type="paragraph" w:styleId="Heading4">
     <w:name w:val="heading 4"/>
-    <w:basedOn w:val="a"/>
-    <w:next w:val="a"/>
-    <w:link w:val="40"/>
+    <w:basedOn w:val="Normal"/>
+    <w:next w:val="Normal"/>
+    <w:link w:val="Heading4Char"/>
     <w:uiPriority w:val="9"/>
     <w:semiHidden/>
     <w:unhideWhenUsed/>
@@ -797,11 +680,11 @@
       <w:color w:val="0F4761" w:themeColor="accent1" w:themeShade="BF"/>
     </w:rPr>
   </w:style>
-  <w:style w:type="paragraph" w:styleId="5">
+  <w:style w:type="paragraph" w:styleId="Heading5">
     <w:name w:val="heading 5"/>
-    <w:basedOn w:val="a"/>
-    <w:next w:val="a"/>
-    <w:link w:val="50"/>
+    <w:basedOn w:val="Normal"/>
+    <w:next w:val="Normal"/>
+    <w:link w:val="Heading5Char"/>
     <w:uiPriority w:val="9"/>
     <w:semiHidden/>
     <w:unhideWhenUsed/>
@@ -818,11 +701,11 @@
       <w:color w:val="0F4761" w:themeColor="accent1" w:themeShade="BF"/>
     </w:rPr>
   </w:style>
-  <w:style w:type="paragraph" w:styleId="6">
+  <w:style w:type="paragraph" w:styleId="Heading6">
     <w:name w:val="heading 6"/>
-    <w:basedOn w:val="a"/>
-    <w:next w:val="a"/>
-    <w:link w:val="60"/>
+    <w:basedOn w:val="Normal"/>
+    <w:next w:val="Normal"/>
+    <w:link w:val="Heading6Char"/>
     <w:uiPriority w:val="9"/>
     <w:semiHidden/>
     <w:unhideWhenUsed/>
@@ -841,11 +724,11 @@
       <w:color w:val="595959" w:themeColor="text1" w:themeTint="A6"/>
     </w:rPr>
   </w:style>
-  <w:style w:type="paragraph" w:styleId="7">
+  <w:style w:type="paragraph" w:styleId="Heading7">
     <w:name w:val="heading 7"/>
-    <w:basedOn w:val="a"/>
-    <w:next w:val="a"/>
-    <w:link w:val="70"/>
+    <w:basedOn w:val="Normal"/>
+    <w:next w:val="Normal"/>
+    <w:link w:val="Heading7Char"/>
     <w:uiPriority w:val="9"/>
     <w:semiHidden/>
     <w:unhideWhenUsed/>
@@ -862,11 +745,11 @@
       <w:color w:val="595959" w:themeColor="text1" w:themeTint="A6"/>
     </w:rPr>
   </w:style>
-  <w:style w:type="paragraph" w:styleId="8">
+  <w:style w:type="paragraph" w:styleId="Heading8">
     <w:name w:val="heading 8"/>
-    <w:basedOn w:val="a"/>
-    <w:next w:val="a"/>
-    <w:link w:val="80"/>
+    <w:basedOn w:val="Normal"/>
+    <w:next w:val="Normal"/>
+    <w:link w:val="Heading8Char"/>
     <w:uiPriority w:val="9"/>
     <w:semiHidden/>
     <w:unhideWhenUsed/>
@@ -884,11 +767,11 @@
       <w:color w:val="272727" w:themeColor="text1" w:themeTint="D8"/>
     </w:rPr>
   </w:style>
-  <w:style w:type="paragraph" w:styleId="9">
+  <w:style w:type="paragraph" w:styleId="Heading9">
     <w:name w:val="heading 9"/>
-    <w:basedOn w:val="a"/>
-    <w:next w:val="a"/>
-    <w:link w:val="90"/>
+    <w:basedOn w:val="Normal"/>
+    <w:next w:val="Normal"/>
+    <w:link w:val="Heading9Char"/>
     <w:uiPriority w:val="9"/>
     <w:semiHidden/>
     <w:unhideWhenUsed/>
@@ -904,13 +787,13 @@
       <w:color w:val="272727" w:themeColor="text1" w:themeTint="D8"/>
     </w:rPr>
   </w:style>
-  <w:style w:type="character" w:default="1" w:styleId="a0">
+  <w:style w:type="character" w:default="1" w:styleId="DefaultParagraphFont">
     <w:name w:val="Default Paragraph Font"/>
     <w:uiPriority w:val="1"/>
     <w:semiHidden/>
     <w:unhideWhenUsed/>
   </w:style>
-  <w:style w:type="table" w:default="1" w:styleId="a1">
+  <w:style w:type="table" w:default="1" w:styleId="TableNormal">
     <w:name w:val="Normal Table"/>
     <w:uiPriority w:val="99"/>
     <w:semiHidden/>
@@ -925,16 +808,16 @@
       </w:tblCellMar>
     </w:tblPr>
   </w:style>
-  <w:style w:type="numbering" w:default="1" w:styleId="a2">
+  <w:style w:type="numbering" w:default="1" w:styleId="NoList">
     <w:name w:val="No List"/>
     <w:uiPriority w:val="99"/>
     <w:semiHidden/>
     <w:unhideWhenUsed/>
   </w:style>
-  <w:style w:type="character" w:customStyle="1" w:styleId="10">
-    <w:name w:val="Заголовок 1 Знак"/>
-    <w:basedOn w:val="a0"/>
-    <w:link w:val="1"/>
+  <w:style w:type="character" w:customStyle="1" w:styleId="Heading1Char">
+    <w:name w:val="Heading 1 Char"/>
+    <w:basedOn w:val="DefaultParagraphFont"/>
+    <w:link w:val="Heading1"/>
     <w:uiPriority w:val="9"/>
     <w:rsid w:val="00BC5BFB"/>
     <w:rPr>
@@ -944,10 +827,10 @@
       <w:szCs w:val="40"/>
     </w:rPr>
   </w:style>
-  <w:style w:type="character" w:customStyle="1" w:styleId="20">
-    <w:name w:val="Заголовок 2 Знак"/>
-    <w:basedOn w:val="a0"/>
-    <w:link w:val="2"/>
+  <w:style w:type="character" w:customStyle="1" w:styleId="Heading2Char">
+    <w:name w:val="Heading 2 Char"/>
+    <w:basedOn w:val="DefaultParagraphFont"/>
+    <w:link w:val="Heading2"/>
     <w:uiPriority w:val="9"/>
     <w:semiHidden/>
     <w:rsid w:val="00BC5BFB"/>
@@ -958,10 +841,10 @@
       <w:szCs w:val="32"/>
     </w:rPr>
   </w:style>
-  <w:style w:type="character" w:customStyle="1" w:styleId="30">
-    <w:name w:val="Заголовок 3 Знак"/>
-    <w:basedOn w:val="a0"/>
-    <w:link w:val="3"/>
+  <w:style w:type="character" w:customStyle="1" w:styleId="Heading3Char">
+    <w:name w:val="Heading 3 Char"/>
+    <w:basedOn w:val="DefaultParagraphFont"/>
+    <w:link w:val="Heading3"/>
     <w:uiPriority w:val="9"/>
     <w:semiHidden/>
     <w:rsid w:val="00BC5BFB"/>
@@ -972,10 +855,10 @@
       <w:szCs w:val="28"/>
     </w:rPr>
   </w:style>
-  <w:style w:type="character" w:customStyle="1" w:styleId="40">
-    <w:name w:val="Заголовок 4 Знак"/>
-    <w:basedOn w:val="a0"/>
-    <w:link w:val="4"/>
+  <w:style w:type="character" w:customStyle="1" w:styleId="Heading4Char">
+    <w:name w:val="Heading 4 Char"/>
+    <w:basedOn w:val="DefaultParagraphFont"/>
+    <w:link w:val="Heading4"/>
     <w:uiPriority w:val="9"/>
     <w:semiHidden/>
     <w:rsid w:val="00BC5BFB"/>
@@ -986,10 +869,10 @@
       <w:color w:val="0F4761" w:themeColor="accent1" w:themeShade="BF"/>
     </w:rPr>
   </w:style>
-  <w:style w:type="character" w:customStyle="1" w:styleId="50">
-    <w:name w:val="Заголовок 5 Знак"/>
-    <w:basedOn w:val="a0"/>
-    <w:link w:val="5"/>
+  <w:style w:type="character" w:customStyle="1" w:styleId="Heading5Char">
+    <w:name w:val="Heading 5 Char"/>
+    <w:basedOn w:val="DefaultParagraphFont"/>
+    <w:link w:val="Heading5"/>
     <w:uiPriority w:val="9"/>
     <w:semiHidden/>
     <w:rsid w:val="00BC5BFB"/>
@@ -998,10 +881,10 @@
       <w:color w:val="0F4761" w:themeColor="accent1" w:themeShade="BF"/>
     </w:rPr>
   </w:style>
-  <w:style w:type="character" w:customStyle="1" w:styleId="60">
-    <w:name w:val="Заголовок 6 Знак"/>
-    <w:basedOn w:val="a0"/>
-    <w:link w:val="6"/>
+  <w:style w:type="character" w:customStyle="1" w:styleId="Heading6Char">
+    <w:name w:val="Heading 6 Char"/>
+    <w:basedOn w:val="DefaultParagraphFont"/>
+    <w:link w:val="Heading6"/>
     <w:uiPriority w:val="9"/>
     <w:semiHidden/>
     <w:rsid w:val="00BC5BFB"/>
@@ -1012,10 +895,10 @@
       <w:color w:val="595959" w:themeColor="text1" w:themeTint="A6"/>
     </w:rPr>
   </w:style>
-  <w:style w:type="character" w:customStyle="1" w:styleId="70">
-    <w:name w:val="Заголовок 7 Знак"/>
-    <w:basedOn w:val="a0"/>
-    <w:link w:val="7"/>
+  <w:style w:type="character" w:customStyle="1" w:styleId="Heading7Char">
+    <w:name w:val="Heading 7 Char"/>
+    <w:basedOn w:val="DefaultParagraphFont"/>
+    <w:link w:val="Heading7"/>
     <w:uiPriority w:val="9"/>
     <w:semiHidden/>
     <w:rsid w:val="00BC5BFB"/>
@@ -1024,10 +907,10 @@
       <w:color w:val="595959" w:themeColor="text1" w:themeTint="A6"/>
     </w:rPr>
   </w:style>
-  <w:style w:type="character" w:customStyle="1" w:styleId="80">
-    <w:name w:val="Заголовок 8 Знак"/>
-    <w:basedOn w:val="a0"/>
-    <w:link w:val="8"/>
+  <w:style w:type="character" w:customStyle="1" w:styleId="Heading8Char">
+    <w:name w:val="Heading 8 Char"/>
+    <w:basedOn w:val="DefaultParagraphFont"/>
+    <w:link w:val="Heading8"/>
     <w:uiPriority w:val="9"/>
     <w:semiHidden/>
     <w:rsid w:val="00BC5BFB"/>
@@ -1038,10 +921,10 @@
       <w:color w:val="272727" w:themeColor="text1" w:themeTint="D8"/>
     </w:rPr>
   </w:style>
-  <w:style w:type="character" w:customStyle="1" w:styleId="90">
-    <w:name w:val="Заголовок 9 Знак"/>
-    <w:basedOn w:val="a0"/>
-    <w:link w:val="9"/>
+  <w:style w:type="character" w:customStyle="1" w:styleId="Heading9Char">
+    <w:name w:val="Heading 9 Char"/>
+    <w:basedOn w:val="DefaultParagraphFont"/>
+    <w:link w:val="Heading9"/>
     <w:uiPriority w:val="9"/>
     <w:semiHidden/>
     <w:rsid w:val="00BC5BFB"/>
@@ -1050,11 +933,11 @@
       <w:color w:val="272727" w:themeColor="text1" w:themeTint="D8"/>
     </w:rPr>
   </w:style>
-  <w:style w:type="paragraph" w:styleId="a3">
+  <w:style w:type="paragraph" w:styleId="Title">
     <w:name w:val="Title"/>
-    <w:basedOn w:val="a"/>
-    <w:next w:val="a"/>
-    <w:link w:val="a4"/>
+    <w:basedOn w:val="Normal"/>
+    <w:next w:val="Normal"/>
+    <w:link w:val="TitleChar"/>
     <w:uiPriority w:val="10"/>
     <w:qFormat/>
     <w:rsid w:val="00BC5BFB"/>
@@ -1070,10 +953,10 @@
       <w:szCs w:val="56"/>
     </w:rPr>
   </w:style>
-  <w:style w:type="character" w:customStyle="1" w:styleId="a4">
-    <w:name w:val="Заголовок Знак"/>
-    <w:basedOn w:val="a0"/>
-    <w:link w:val="a3"/>
+  <w:style w:type="character" w:customStyle="1" w:styleId="TitleChar">
+    <w:name w:val="Title Char"/>
+    <w:basedOn w:val="DefaultParagraphFont"/>
+    <w:link w:val="Title"/>
     <w:uiPriority w:val="10"/>
     <w:rsid w:val="00BC5BFB"/>
     <w:rPr>
@@ -1084,11 +967,11 @@
       <w:szCs w:val="56"/>
     </w:rPr>
   </w:style>
-  <w:style w:type="paragraph" w:styleId="a5">
+  <w:style w:type="paragraph" w:styleId="Subtitle">
     <w:name w:val="Subtitle"/>
-    <w:basedOn w:val="a"/>
-    <w:next w:val="a"/>
-    <w:link w:val="a6"/>
+    <w:basedOn w:val="Normal"/>
+    <w:next w:val="Normal"/>
+    <w:link w:val="SubtitleChar"/>
     <w:uiPriority w:val="11"/>
     <w:qFormat/>
     <w:rsid w:val="00BC5BFB"/>
@@ -1103,10 +986,10 @@
       <w:spacing w:val="15"/>
     </w:rPr>
   </w:style>
-  <w:style w:type="character" w:customStyle="1" w:styleId="a6">
-    <w:name w:val="Подзаголовок Знак"/>
-    <w:basedOn w:val="a0"/>
-    <w:link w:val="a5"/>
+  <w:style w:type="character" w:customStyle="1" w:styleId="SubtitleChar">
+    <w:name w:val="Subtitle Char"/>
+    <w:basedOn w:val="DefaultParagraphFont"/>
+    <w:link w:val="Subtitle"/>
     <w:uiPriority w:val="11"/>
     <w:rsid w:val="00BC5BFB"/>
     <w:rPr>
@@ -1117,11 +1000,11 @@
       <w:szCs w:val="28"/>
     </w:rPr>
   </w:style>
-  <w:style w:type="paragraph" w:styleId="21">
+  <w:style w:type="paragraph" w:styleId="Quote">
     <w:name w:val="Quote"/>
-    <w:basedOn w:val="a"/>
-    <w:next w:val="a"/>
-    <w:link w:val="22"/>
+    <w:basedOn w:val="Normal"/>
+    <w:next w:val="Normal"/>
+    <w:link w:val="QuoteChar"/>
     <w:uiPriority w:val="29"/>
     <w:qFormat/>
     <w:rsid w:val="00BC5BFB"/>
@@ -1135,10 +1018,10 @@
       <w:color w:val="404040" w:themeColor="text1" w:themeTint="BF"/>
     </w:rPr>
   </w:style>
-  <w:style w:type="character" w:customStyle="1" w:styleId="22">
-    <w:name w:val="Цитата 2 Знак"/>
-    <w:basedOn w:val="a0"/>
-    <w:link w:val="21"/>
+  <w:style w:type="character" w:customStyle="1" w:styleId="QuoteChar">
+    <w:name w:val="Quote Char"/>
+    <w:basedOn w:val="DefaultParagraphFont"/>
+    <w:link w:val="Quote"/>
     <w:uiPriority w:val="29"/>
     <w:rsid w:val="00BC5BFB"/>
     <w:rPr>
@@ -1147,9 +1030,9 @@
       <w:color w:val="404040" w:themeColor="text1" w:themeTint="BF"/>
     </w:rPr>
   </w:style>
-  <w:style w:type="paragraph" w:styleId="a7">
+  <w:style w:type="paragraph" w:styleId="ListParagraph">
     <w:name w:val="List Paragraph"/>
-    <w:basedOn w:val="a"/>
+    <w:basedOn w:val="Normal"/>
     <w:uiPriority w:val="34"/>
     <w:qFormat/>
     <w:rsid w:val="00BC5BFB"/>
@@ -1158,9 +1041,9 @@
       <w:contextualSpacing/>
     </w:pPr>
   </w:style>
-  <w:style w:type="character" w:styleId="a8">
+  <w:style w:type="character" w:styleId="IntenseEmphasis">
     <w:name w:val="Intense Emphasis"/>
-    <w:basedOn w:val="a0"/>
+    <w:basedOn w:val="DefaultParagraphFont"/>
     <w:uiPriority w:val="21"/>
     <w:qFormat/>
     <w:rsid w:val="00BC5BFB"/>
@@ -1170,11 +1053,11 @@
       <w:color w:val="0F4761" w:themeColor="accent1" w:themeShade="BF"/>
     </w:rPr>
   </w:style>
-  <w:style w:type="paragraph" w:styleId="a9">
+  <w:style w:type="paragraph" w:styleId="IntenseQuote">
     <w:name w:val="Intense Quote"/>
-    <w:basedOn w:val="a"/>
-    <w:next w:val="a"/>
-    <w:link w:val="aa"/>
+    <w:basedOn w:val="Normal"/>
+    <w:next w:val="Normal"/>
+    <w:link w:val="IntenseQuoteChar"/>
     <w:uiPriority w:val="30"/>
     <w:qFormat/>
     <w:rsid w:val="00BC5BFB"/>
@@ -1193,10 +1076,10 @@
       <w:color w:val="0F4761" w:themeColor="accent1" w:themeShade="BF"/>
     </w:rPr>
   </w:style>
-  <w:style w:type="character" w:customStyle="1" w:styleId="aa">
-    <w:name w:val="Выделенная цитата Знак"/>
-    <w:basedOn w:val="a0"/>
-    <w:link w:val="a9"/>
+  <w:style w:type="character" w:customStyle="1" w:styleId="IntenseQuoteChar">
+    <w:name w:val="Intense Quote Char"/>
+    <w:basedOn w:val="DefaultParagraphFont"/>
+    <w:link w:val="IntenseQuote"/>
     <w:uiPriority w:val="30"/>
     <w:rsid w:val="00BC5BFB"/>
     <w:rPr>
@@ -1205,9 +1088,9 @@
       <w:color w:val="0F4761" w:themeColor="accent1" w:themeShade="BF"/>
     </w:rPr>
   </w:style>
-  <w:style w:type="character" w:styleId="ab">
+  <w:style w:type="character" w:styleId="IntenseReference">
     <w:name w:val="Intense Reference"/>
-    <w:basedOn w:val="a0"/>
+    <w:basedOn w:val="DefaultParagraphFont"/>
     <w:uiPriority w:val="32"/>
     <w:qFormat/>
     <w:rsid w:val="00BC5BFB"/>
@@ -1219,10 +1102,10 @@
       <w:spacing w:val="5"/>
     </w:rPr>
   </w:style>
-  <w:style w:type="paragraph" w:customStyle="1" w:styleId="11">
+  <w:style w:type="paragraph" w:customStyle="1" w:styleId="1">
     <w:name w:val="Заголовок1"/>
-    <w:basedOn w:val="a"/>
-    <w:next w:val="ac"/>
+    <w:basedOn w:val="Normal"/>
+    <w:next w:val="BodyText"/>
     <w:link w:val="Char"/>
     <w:qFormat/>
     <w:rsid w:val="001E230C"/>
@@ -1238,8 +1121,8 @@
   </w:style>
   <w:style w:type="character" w:customStyle="1" w:styleId="Char">
     <w:name w:val="Заголовок Char"/>
-    <w:basedOn w:val="a0"/>
-    <w:link w:val="11"/>
+    <w:basedOn w:val="DefaultParagraphFont"/>
+    <w:link w:val="1"/>
     <w:rsid w:val="001E230C"/>
     <w:rPr>
       <w:rFonts w:ascii="Times New Roman" w:hAnsi="Times New Roman" w:cs="Times New Roman"/>
@@ -1252,10 +1135,10 @@
       <w:lang w:val="ru-RU"/>
     </w:rPr>
   </w:style>
-  <w:style w:type="paragraph" w:styleId="ac">
+  <w:style w:type="paragraph" w:styleId="BodyText">
     <w:name w:val="Body Text"/>
-    <w:basedOn w:val="a"/>
-    <w:link w:val="ad"/>
+    <w:basedOn w:val="Normal"/>
+    <w:link w:val="BodyTextChar"/>
     <w:uiPriority w:val="99"/>
     <w:unhideWhenUsed/>
     <w:qFormat/>
@@ -1264,10 +1147,10 @@
       <w:ind w:firstLine="720"/>
     </w:pPr>
   </w:style>
-  <w:style w:type="character" w:customStyle="1" w:styleId="ad">
-    <w:name w:val="Основной текст Знак"/>
-    <w:basedOn w:val="a0"/>
-    <w:link w:val="ac"/>
+  <w:style w:type="character" w:customStyle="1" w:styleId="BodyTextChar">
+    <w:name w:val="Body Text Char"/>
+    <w:basedOn w:val="DefaultParagraphFont"/>
+    <w:link w:val="BodyText"/>
     <w:uiPriority w:val="99"/>
     <w:rsid w:val="00B44DEC"/>
     <w:rPr>
